--- a/Science Books/QED Course/Prologue 06 Bras and Kets.docx
+++ b/Science Books/QED Course/Prologue 06 Bras and Kets.docx
@@ -459,6 +459,9 @@
             <m:t xml:space="preserve">⟨</m:t>
           </m:r>
           <m:r>
+            <m:t xml:space="preserve"> </m:t>
+          </m:r>
+          <m:r>
             <m:t xml:space="preserve">click</m:t>
           </m:r>
           <m:r>
@@ -466,6 +469,9 @@
           </m:r>
           <m:r>
             <m:t xml:space="preserve">ψ</m:t>
+          </m:r>
+          <m:r>
+            <m:t xml:space="preserve"> </m:t>
           </m:r>
           <m:r>
             <m:t xml:space="preserve">⟩</m:t>
